--- a/docs/lectures/lecture_16/16_01_lecture_powerpoint.docx
+++ b/docs/lectures/lecture_16/16_01_lecture_powerpoint.docx
@@ -18609,7 +18609,7 @@
         <w:rPr>
           <w:rStyle w:val="DocumentationTok"/>
         </w:rPr>
-        <w:t xml:space="preserve">## Model     1    26.24 0.06493 3.3333  0.016 *</w:t>
+        <w:t xml:space="preserve">## Model     1    26.24 0.06493 3.3333  0.023 *</w:t>
       </w:r>
       <w:r>
         <w:br/>
@@ -19106,7 +19106,7 @@
         <w:rPr>
           <w:rStyle w:val="DocumentationTok"/>
         </w:rPr>
-        <w:t xml:space="preserve">## LEH 0.114 0.006 -    </w:t>
+        <w:t xml:space="preserve">## LEH 0.156 0.006 -    </w:t>
       </w:r>
       <w:r>
         <w:br/>
@@ -19115,7 +19115,7 @@
         <w:rPr>
           <w:rStyle w:val="DocumentationTok"/>
         </w:rPr>
-        <w:t xml:space="preserve">## TJH 0.024 0.006 0.012</w:t>
+        <w:t xml:space="preserve">## TJH 0.006 0.006 0.012</w:t>
       </w:r>
       <w:r>
         <w:br/>

--- a/docs/lectures/lecture_16/16_01_lecture_powerpoint.docx
+++ b/docs/lectures/lecture_16/16_01_lecture_powerpoint.docx
@@ -18456,7 +18456,7 @@
         <w:rPr>
           <w:rStyle w:val="DocumentationTok"/>
         </w:rPr>
-        <w:t xml:space="preserve">##          Df SumOfSqs      R2      F Pr(&gt;F)   </w:t>
+        <w:t xml:space="preserve">##          Df SumOfSqs      R2      F Pr(&gt;F)    </w:t>
       </w:r>
       <w:r>
         <w:br/>
@@ -18465,7 +18465,7 @@
         <w:rPr>
           <w:rStyle w:val="DocumentationTok"/>
         </w:rPr>
-        <w:t xml:space="preserve">## Model     1    47.72 0.10517 5.6414  0.004 **</w:t>
+        <w:t xml:space="preserve">## Model     1    47.72 0.10517 5.6414  0.001 ***</w:t>
       </w:r>
       <w:r>
         <w:br/>
@@ -18474,7 +18474,7 @@
         <w:rPr>
           <w:rStyle w:val="DocumentationTok"/>
         </w:rPr>
-        <w:t xml:space="preserve">## Residual 48   406.06 0.89483                 </w:t>
+        <w:t xml:space="preserve">## Residual 48   406.06 0.89483                  </w:t>
       </w:r>
       <w:r>
         <w:br/>
@@ -18483,7 +18483,7 @@
         <w:rPr>
           <w:rStyle w:val="DocumentationTok"/>
         </w:rPr>
-        <w:t xml:space="preserve">## Total    49   453.78 1.00000                 </w:t>
+        <w:t xml:space="preserve">## Total    49   453.78 1.00000                  </w:t>
       </w:r>
       <w:r>
         <w:br/>
@@ -18609,7 +18609,7 @@
         <w:rPr>
           <w:rStyle w:val="DocumentationTok"/>
         </w:rPr>
-        <w:t xml:space="preserve">## Model     1    26.24 0.06493 3.3333  0.023 *</w:t>
+        <w:t xml:space="preserve">## Model     1    26.24 0.06493 3.3333  0.018 *</w:t>
       </w:r>
       <w:r>
         <w:br/>
@@ -19115,7 +19115,7 @@
         <w:rPr>
           <w:rStyle w:val="DocumentationTok"/>
         </w:rPr>
-        <w:t xml:space="preserve">## TJH 0.006 0.006 0.012</w:t>
+        <w:t xml:space="preserve">## TJH 0.012 0.006 0.012</w:t>
       </w:r>
       <w:r>
         <w:br/>

--- a/docs/lectures/lecture_16/16_01_lecture_powerpoint.docx
+++ b/docs/lectures/lecture_16/16_01_lecture_powerpoint.docx
@@ -18465,7 +18465,7 @@
         <w:rPr>
           <w:rStyle w:val="DocumentationTok"/>
         </w:rPr>
-        <w:t xml:space="preserve">## Model     1    47.72 0.10517 5.6414  0.003 **</w:t>
+        <w:t xml:space="preserve">## Model     1    47.72 0.10517 5.6414  0.004 **</w:t>
       </w:r>
       <w:r>
         <w:br/>
@@ -18609,7 +18609,7 @@
         <w:rPr>
           <w:rStyle w:val="DocumentationTok"/>
         </w:rPr>
-        <w:t xml:space="preserve">## Model     1    26.24 0.06493 3.3333  0.018 *</w:t>
+        <w:t xml:space="preserve">## Model     1    26.24 0.06493 3.3333  0.013 *</w:t>
       </w:r>
       <w:r>
         <w:br/>
@@ -19106,7 +19106,7 @@
         <w:rPr>
           <w:rStyle w:val="DocumentationTok"/>
         </w:rPr>
-        <w:t xml:space="preserve">## LEH 0.108 0.006 -    </w:t>
+        <w:t xml:space="preserve">## LEH 0.090 0.006 -    </w:t>
       </w:r>
       <w:r>
         <w:br/>
@@ -19115,7 +19115,7 @@
         <w:rPr>
           <w:rStyle w:val="DocumentationTok"/>
         </w:rPr>
-        <w:t xml:space="preserve">## TJH 0.006 0.006 0.018</w:t>
+        <w:t xml:space="preserve">## TJH 0.006 0.006 0.024</w:t>
       </w:r>
       <w:r>
         <w:br/>
